--- a/outputs/CEOCFORecommendations.docx
+++ b/outputs/CEOCFORecommendations.docx
@@ -123,7 +123,7 @@
                 <w:sz w:val="20"/>
                 <w:szCs w:val="20"/>
               </w:rPr>
-              <w:t xml:space="preserve">R. Jegadeswari, Strategic Procurement Lead</w:t>
+              <w:t xml:space="preserve">R. Jegadeswari, Procurement &amp; Finance</w:t>
             </w:r>
           </w:p>
         </w:tc>
@@ -170,7 +170,7 @@
                 <w:sz w:val="20"/>
                 <w:szCs w:val="20"/>
               </w:rPr>
-              <w:t xml:space="preserve">22 March 2026</w:t>
+              <w:t xml:space="preserve">23 March 2026</w:t>
             </w:r>
           </w:p>
         </w:tc>
@@ -265,25 +265,25 @@
           <w:sz w:val="20"/>
           <w:szCs w:val="20"/>
         </w:rPr>
-        <w:t xml:space="preserve">386 active vendors | Total LTM spend: $7,887,360</w:t>
-      </w:r>
-    </w:p>
-    <w:p>
-      <w:pPr>
-        <w:pStyle w:val="ListParagraph"/>
-        <w:numPr>
-          <w:ilvl w:val="0"/>
-          <w:numId w:val="1"/>
-        </w:numPr>
-        <w:spacing w:after="80"/>
-      </w:pPr>
-      <w:r>
-        <w:rPr>
-          <w:rFonts w:ascii="Arial" w:cs="Arial" w:eastAsia="Arial" w:hAnsi="Arial"/>
-          <w:sz w:val="20"/>
-          <w:szCs w:val="20"/>
-        </w:rPr>
-        <w:t xml:space="preserve">Breakdown: 265 vendors for Termination ($1,475,052, 18.7%); 22 for Optimisation ($4,899,490, 62.1%); 99 for Consolidation ($1,512,819, 19.2%)</w:t>
+        <w:t xml:space="preserve">386 active vendors | Total LTM spend: $7.89M</w:t>
+      </w:r>
+    </w:p>
+    <w:p>
+      <w:pPr>
+        <w:pStyle w:val="ListParagraph"/>
+        <w:numPr>
+          <w:ilvl w:val="0"/>
+          <w:numId w:val="1"/>
+        </w:numPr>
+        <w:spacing w:after="80"/>
+      </w:pPr>
+      <w:r>
+        <w:rPr>
+          <w:rFonts w:ascii="Arial" w:cs="Arial" w:eastAsia="Arial" w:hAnsi="Arial"/>
+          <w:sz w:val="20"/>
+          <w:szCs w:val="20"/>
+        </w:rPr>
+        <w:t xml:space="preserve">Breakdown: 265 vendors for Termination ($1.48M, 18.7%); 22 for Optimisation ($4.90M, 62.1%); 99 for Consolidation ($1.51M, 19.2%)</w:t>
       </w:r>
     </w:p>
     <w:p>
@@ -356,43 +356,43 @@
           <w:sz w:val="20"/>
           <w:szCs w:val="20"/>
         </w:rPr>
-        <w:t xml:space="preserve">Renegotiate Salesforce UK Enterprise Contract: right-size licences and renegotiate multi-year pricing using $3.1M volume leverage — est. $468,000</w:t>
-      </w:r>
-    </w:p>
-    <w:p>
-      <w:pPr>
-        <w:pStyle w:val="ListParagraph"/>
-        <w:numPr>
-          <w:ilvl w:val="0"/>
-          <w:numId w:val="1"/>
-        </w:numPr>
-        <w:spacing w:after="80"/>
-      </w:pPr>
-      <w:r>
-        <w:rPr>
-          <w:rFonts w:ascii="Arial" w:cs="Arial" w:eastAsia="Arial" w:hAnsi="Arial"/>
-          <w:sz w:val="20"/>
-          <w:szCs w:val="20"/>
-        </w:rPr>
-        <w:t xml:space="preserve">Execute Long-tail Vendor Termination Program: cancel 265 low-value SaaS subscriptions and non-renew tail contracts immediately — est. $163,000</w:t>
-      </w:r>
-    </w:p>
-    <w:p>
-      <w:pPr>
-        <w:pStyle w:val="ListParagraph"/>
-        <w:numPr>
-          <w:ilvl w:val="0"/>
-          <w:numId w:val="1"/>
-        </w:numPr>
-        <w:spacing w:after="80"/>
-      </w:pPr>
-      <w:r>
-        <w:rPr>
-          <w:rFonts w:ascii="Arial" w:cs="Arial" w:eastAsia="Arial" w:hAnsi="Arial"/>
-          <w:sz w:val="20"/>
-          <w:szCs w:val="20"/>
-        </w:rPr>
-        <w:t xml:space="preserve">Consolidate Co-working and Office Space Portfolio: consolidate 8 co-working vendors to 1–2 preferred operators; renegotiate volume-based terms — est. $124,000</w:t>
+        <w:t xml:space="preserve">Salesforce UK Contract Renegotiation (Immediate): right-size licences and secure multi-year pricing — est. $467,584</w:t>
+      </w:r>
+    </w:p>
+    <w:p>
+      <w:pPr>
+        <w:pStyle w:val="ListParagraph"/>
+        <w:numPr>
+          <w:ilvl w:val="0"/>
+          <w:numId w:val="1"/>
+        </w:numPr>
+        <w:spacing w:after="80"/>
+      </w:pPr>
+      <w:r>
+        <w:rPr>
+          <w:rFonts w:ascii="Arial" w:cs="Arial" w:eastAsia="Arial" w:hAnsi="Arial"/>
+          <w:sz w:val="20"/>
+          <w:szCs w:val="20"/>
+        </w:rPr>
+        <w:t xml:space="preserve">Long-tail Vendor Termination Program (Parallel Strategic): cancel 265 Terminate-rated vendors, prioritising Score-1 SaaS first — est. $163,215</w:t>
+      </w:r>
+    </w:p>
+    <w:p>
+      <w:pPr>
+        <w:pStyle w:val="ListParagraph"/>
+        <w:numPr>
+          <w:ilvl w:val="0"/>
+          <w:numId w:val="1"/>
+        </w:numPr>
+        <w:spacing w:after="80"/>
+      </w:pPr>
+      <w:r>
+        <w:rPr>
+          <w:rFonts w:ascii="Arial" w:cs="Arial" w:eastAsia="Arial" w:hAnsi="Arial"/>
+          <w:sz w:val="20"/>
+          <w:szCs w:val="20"/>
+        </w:rPr>
+        <w:t xml:space="preserve">Co-working &amp; Office Space Consolidation: rationalise 8 vendors ($828K portfolio) to 1–2 preferred operators — est. $124,175</w:t>
       </w:r>
     </w:p>
     <w:p>
@@ -406,7 +406,7 @@
           <w:sz w:val="20"/>
           <w:szCs w:val="20"/>
         </w:rPr>
-        <w:t xml:space="preserve">Total estimated savings: $755,000</w:t>
+        <w:t xml:space="preserve">Total estimated savings: $754,974</w:t>
       </w:r>
     </w:p>
     <w:p>
@@ -443,7 +443,7 @@
           <w:sz w:val="20"/>
           <w:szCs w:val="20"/>
         </w:rPr>
-        <w:t xml:space="preserve">Total identified savings: $755,000 (9.6% of total LTM spend)</w:t>
+        <w:t xml:space="preserve">Total identified savings: $754,974 (9.6% of total LTM spend)</w:t>
       </w:r>
     </w:p>
     <w:p>
@@ -516,61 +516,61 @@
           <w:sz w:val="20"/>
           <w:szCs w:val="20"/>
         </w:rPr>
-        <w:t xml:space="preserve">Month 1–2: Terminate 265 low-value vendors; close duplicate AP entities</w:t>
-      </w:r>
-    </w:p>
-    <w:p>
-      <w:pPr>
-        <w:pStyle w:val="ListParagraph"/>
-        <w:numPr>
-          <w:ilvl w:val="0"/>
-          <w:numId w:val="1"/>
-        </w:numPr>
-        <w:spacing w:after="80"/>
-      </w:pPr>
-      <w:r>
-        <w:rPr>
-          <w:rFonts w:ascii="Arial" w:cs="Arial" w:eastAsia="Arial" w:hAnsi="Arial"/>
-          <w:sz w:val="20"/>
-          <w:szCs w:val="20"/>
-        </w:rPr>
-        <w:t xml:space="preserve">Month 3–4: Consolidate co-working portfolio to two preferred operators</w:t>
-      </w:r>
-    </w:p>
-    <w:p>
-      <w:pPr>
-        <w:pStyle w:val="ListParagraph"/>
-        <w:numPr>
-          <w:ilvl w:val="0"/>
-          <w:numId w:val="1"/>
-        </w:numPr>
-        <w:spacing w:after="80"/>
-      </w:pPr>
-      <w:r>
-        <w:rPr>
-          <w:rFonts w:ascii="Arial" w:cs="Arial" w:eastAsia="Arial" w:hAnsi="Arial"/>
-          <w:sz w:val="20"/>
-          <w:szCs w:val="20"/>
-        </w:rPr>
-        <w:t xml:space="preserve">Month 4–6: Launch Salesforce renegotiation with executive sponsorship</w:t>
-      </w:r>
-    </w:p>
-    <w:p>
-      <w:pPr>
-        <w:pStyle w:val="ListParagraph"/>
-        <w:numPr>
-          <w:ilvl w:val="0"/>
-          <w:numId w:val="1"/>
-        </w:numPr>
-        <w:spacing w:after="80"/>
-      </w:pPr>
-      <w:r>
-        <w:rPr>
-          <w:rFonts w:ascii="Arial" w:cs="Arial" w:eastAsia="Arial" w:hAnsi="Arial"/>
-          <w:sz w:val="20"/>
-          <w:szCs w:val="20"/>
-        </w:rPr>
-        <w:t xml:space="preserve">Month 6+: Execute insurance and audit consolidation; embed vendor governance</w:t>
+        <w:t xml:space="preserve">Month 1–2: Launch Salesforce renegotiation with procurement lead; activate 265-vendor termination program targeting Score-1 SaaS cancellations first</w:t>
+      </w:r>
+    </w:p>
+    <w:p>
+      <w:pPr>
+        <w:pStyle w:val="ListParagraph"/>
+        <w:numPr>
+          <w:ilvl w:val="0"/>
+          <w:numId w:val="1"/>
+        </w:numPr>
+        <w:spacing w:after="80"/>
+      </w:pPr>
+      <w:r>
+        <w:rPr>
+          <w:rFonts w:ascii="Arial" w:cs="Arial" w:eastAsia="Arial" w:hAnsi="Arial"/>
+          <w:sz w:val="20"/>
+          <w:szCs w:val="20"/>
+        </w:rPr>
+        <w:t xml:space="preserve">Month 3–4: Continue vendor termination closures; issue co-working RFP and consolidate 8 operators to preferred panel of 1–2</w:t>
+      </w:r>
+    </w:p>
+    <w:p>
+      <w:pPr>
+        <w:pStyle w:val="ListParagraph"/>
+        <w:numPr>
+          <w:ilvl w:val="0"/>
+          <w:numId w:val="1"/>
+        </w:numPr>
+        <w:spacing w:after="80"/>
+      </w:pPr>
+      <w:r>
+        <w:rPr>
+          <w:rFonts w:ascii="Arial" w:cs="Arial" w:eastAsia="Arial" w:hAnsi="Arial"/>
+          <w:sz w:val="20"/>
+          <w:szCs w:val="20"/>
+        </w:rPr>
+        <w:t xml:space="preserve">Month 4–6: Execute final Salesforce contract amendment; complete co-working consolidation and migrate headcount to retained locations</w:t>
+      </w:r>
+    </w:p>
+    <w:p>
+      <w:pPr>
+        <w:pStyle w:val="ListParagraph"/>
+        <w:numPr>
+          <w:ilvl w:val="0"/>
+          <w:numId w:val="1"/>
+        </w:numPr>
+        <w:spacing w:after="80"/>
+      </w:pPr>
+      <w:r>
+        <w:rPr>
+          <w:rFonts w:ascii="Arial" w:cs="Arial" w:eastAsia="Arial" w:hAnsi="Arial"/>
+          <w:sz w:val="20"/>
+          <w:szCs w:val="20"/>
+        </w:rPr>
+        <w:t xml:space="preserve">Month 6+: Institutionalise quarterly vendor governance reviews; enforce category ownership to prevent tail-spend creep</w:t>
       </w:r>
     </w:p>
     <w:p>
@@ -607,43 +607,43 @@
           <w:sz w:val="20"/>
           <w:szCs w:val="20"/>
         </w:rPr>
-        <w:t xml:space="preserve">Service disruption: stagger terminations; confirm substitutes before exit</w:t>
-      </w:r>
-    </w:p>
-    <w:p>
-      <w:pPr>
-        <w:pStyle w:val="ListParagraph"/>
-        <w:numPr>
-          <w:ilvl w:val="0"/>
-          <w:numId w:val="1"/>
-        </w:numPr>
-        <w:spacing w:after="80"/>
-      </w:pPr>
-      <w:r>
-        <w:rPr>
-          <w:rFonts w:ascii="Arial" w:cs="Arial" w:eastAsia="Arial" w:hAnsi="Arial"/>
-          <w:sz w:val="20"/>
-          <w:szCs w:val="20"/>
-        </w:rPr>
-        <w:t xml:space="preserve">Negotiation failure: engage Salesforce pre-renewal; deploy volume leverage early</w:t>
-      </w:r>
-    </w:p>
-    <w:p>
-      <w:pPr>
-        <w:pStyle w:val="ListParagraph"/>
-        <w:numPr>
-          <w:ilvl w:val="0"/>
-          <w:numId w:val="1"/>
-        </w:numPr>
-        <w:spacing w:after="80"/>
-      </w:pPr>
-      <w:r>
-        <w:rPr>
-          <w:rFonts w:ascii="Arial" w:cs="Arial" w:eastAsia="Arial" w:hAnsi="Arial"/>
-          <w:sz w:val="20"/>
-          <w:szCs w:val="20"/>
-        </w:rPr>
-        <w:t xml:space="preserve">Vendor concentration: Salesforce at 39.5% — run parallel CRM benchmark if talks stall</w:t>
+        <w:t xml:space="preserve">Salesforce service disruption: Negotiate phased licence reduction with no-downtime SLA protection</w:t>
+      </w:r>
+    </w:p>
+    <w:p>
+      <w:pPr>
+        <w:pStyle w:val="ListParagraph"/>
+        <w:numPr>
+          <w:ilvl w:val="0"/>
+          <w:numId w:val="1"/>
+        </w:numPr>
+        <w:spacing w:after="80"/>
+      </w:pPr>
+      <w:r>
+        <w:rPr>
+          <w:rFonts w:ascii="Arial" w:cs="Arial" w:eastAsia="Arial" w:hAnsi="Arial"/>
+          <w:sz w:val="20"/>
+          <w:szCs w:val="20"/>
+        </w:rPr>
+        <w:t xml:space="preserve">Departmental resistance to terminations: Engage budget owners early to pre-empt escalations</w:t>
+      </w:r>
+    </w:p>
+    <w:p>
+      <w:pPr>
+        <w:pStyle w:val="ListParagraph"/>
+        <w:numPr>
+          <w:ilvl w:val="0"/>
+          <w:numId w:val="1"/>
+        </w:numPr>
+        <w:spacing w:after="80"/>
+      </w:pPr>
+      <w:r>
+        <w:rPr>
+          <w:rFonts w:ascii="Arial" w:cs="Arial" w:eastAsia="Arial" w:hAnsi="Arial"/>
+          <w:sz w:val="20"/>
+          <w:szCs w:val="20"/>
+        </w:rPr>
+        <w:t xml:space="preserve">Co-working lease break penalties: Review break clauses before issuing termination notices</w:t>
       </w:r>
     </w:p>
     <w:p>
@@ -681,7 +681,7 @@
           <w:sz w:val="20"/>
           <w:szCs w:val="20"/>
         </w:rPr>
-        <w:t xml:space="preserve">CPO to engage Salesforce UK in Q2 2026 ahead of the enterprise renewal window — leveraging the $3.1M contract volume to negotiate a minimum 15% reduction and multi-year lock-in; this single action unlocks $468,000 annually and directly addresses the portfolio's most acute concentration risk.</w:t>
+        <w:t xml:space="preserve">Assign procurement lead to initiate Salesforce UK renegotiation by 30 April 2026, while simultaneously activating the 265-vendor termination program in Week 1 to capture quick-win savings in parallel.</w:t>
       </w:r>
     </w:p>
     <w:sectPr>
@@ -753,7 +753,7 @@
         <w:sz w:val="16"/>
         <w:szCs w:val="16"/>
       </w:rPr>
-      <w:t xml:space="preserve">Vendor Spend Strategy Assessment  ·  22 March 2026  ·  Page </w:t>
+      <w:t xml:space="preserve">Vendor Spend Strategy Assessment  ·  23 March 2026  ·  Page </w:t>
     </w:r>
     <w:r>
       <w:rPr>
